--- a/content/templates/common-paper-csa-without-sla/template.docx
+++ b/content/templates/common-paper-csa-without-sla/template.docx
@@ -4498,6 +4498,9 @@
                 <w:szCs w:val="18"/>
               </w:rPr>
             </w:pPr>
+            <w:r>
+              <w:t>{provider_signatory_name}</w:t>
+            </w:r>
           </w:p>
         </w:tc>
         <w:tc>
@@ -4548,6 +4551,9 @@
                 <w:szCs w:val="18"/>
               </w:rPr>
             </w:pPr>
+            <w:r>
+              <w:t>{customer_signatory_name}</w:t>
+            </w:r>
           </w:p>
         </w:tc>
       </w:tr>
@@ -4610,6 +4616,9 @@
                 <w:szCs w:val="18"/>
               </w:rPr>
             </w:pPr>
+            <w:r>
+              <w:t>{provider_signatory_title_display}</w:t>
+            </w:r>
           </w:p>
         </w:tc>
         <w:tc>
@@ -4660,6 +4669,9 @@
                 <w:szCs w:val="18"/>
               </w:rPr>
             </w:pPr>
+            <w:r>
+              <w:t>{customer_signatory_title_display}</w:t>
+            </w:r>
           </w:p>
         </w:tc>
       </w:tr>
@@ -4744,6 +4756,9 @@
                 <w:szCs w:val="18"/>
               </w:rPr>
             </w:pPr>
+            <w:r>
+              <w:t>{provider_signatory_email}</w:t>
+            </w:r>
           </w:p>
         </w:tc>
         <w:tc>
@@ -4794,6 +4809,9 @@
                 <w:szCs w:val="18"/>
               </w:rPr>
             </w:pPr>
+            <w:r>
+              <w:t>{customer_signatory_email}</w:t>
+            </w:r>
           </w:p>
         </w:tc>
       </w:tr>
@@ -10488,6 +10506,9 @@
                 <w:szCs w:val="18"/>
               </w:rPr>
             </w:pPr>
+            <w:r>
+              <w:t>{provider_signatory_name}</w:t>
+            </w:r>
           </w:p>
         </w:tc>
         <w:tc>
@@ -10538,6 +10559,9 @@
                 <w:szCs w:val="18"/>
               </w:rPr>
             </w:pPr>
+            <w:r>
+              <w:t>{customer_signatory_name}</w:t>
+            </w:r>
           </w:p>
         </w:tc>
       </w:tr>
@@ -10600,6 +10624,9 @@
                 <w:szCs w:val="18"/>
               </w:rPr>
             </w:pPr>
+            <w:r>
+              <w:t>{provider_signatory_title_display}</w:t>
+            </w:r>
           </w:p>
         </w:tc>
         <w:tc>
@@ -10650,6 +10677,9 @@
                 <w:szCs w:val="18"/>
               </w:rPr>
             </w:pPr>
+            <w:r>
+              <w:t>{customer_signatory_title_display}</w:t>
+            </w:r>
           </w:p>
         </w:tc>
       </w:tr>
@@ -10734,6 +10764,9 @@
                 <w:szCs w:val="18"/>
               </w:rPr>
             </w:pPr>
+            <w:r>
+              <w:t>{provider_signatory_email}</w:t>
+            </w:r>
           </w:p>
         </w:tc>
         <w:tc>
@@ -10784,6 +10817,9 @@
                 <w:szCs w:val="18"/>
               </w:rPr>
             </w:pPr>
+            <w:r>
+              <w:t>{customer_signatory_email}</w:t>
+            </w:r>
           </w:p>
         </w:tc>
       </w:tr>

--- a/content/templates/common-paper-csa-without-sla/template.docx
+++ b/content/templates/common-paper-csa-without-sla/template.docx
@@ -1639,7 +1639,7 @@
                 <w:szCs w:val="16"/>
                 <w:highlight w:val="yellow"/>
               </w:rPr>
-              <w:t>{fill_in_value}</w:t>
+              <w:t>{custom_fee_structure}</w:t>
             </w:r>
           </w:p>
           <w:p>
@@ -6856,7 +6856,7 @@
                 <w:szCs w:val="16"/>
                 <w:highlight w:val="yellow"/>
               </w:rPr>
-              <w:t>{fill_in_value}</w:t>
+              <w:t>{increased_claim_other_detail}</w:t>
             </w:r>
           </w:p>
         </w:tc>
@@ -7718,7 +7718,7 @@
                 <w:szCs w:val="16"/>
                 <w:highlight w:val="yellow"/>
               </w:rPr>
-              <w:t>{fill_in_value}</w:t>
+              <w:t>{unlimited_claim_other_detail}</w:t>
             </w:r>
           </w:p>
         </w:tc>
@@ -7883,7 +7883,7 @@
                 <w:szCs w:val="16"/>
                 <w:highlight w:val="yellow"/>
               </w:rPr>
-              <w:t>{fill_in_value}</w:t>
+              <w:t>{additional_warranty_provider_detail}</w:t>
             </w:r>
           </w:p>
           <w:p>
@@ -7966,7 +7966,7 @@
                 <w:szCs w:val="16"/>
                 <w:highlight w:val="yellow"/>
               </w:rPr>
-              <w:t>{fill_in_value}</w:t>
+              <w:t>{additional_warranty_customer_detail}</w:t>
             </w:r>
           </w:p>
         </w:tc>
@@ -9024,7 +9024,7 @@
                       <w:szCs w:val="16"/>
                       <w:highlight w:val="yellow"/>
                     </w:rPr>
-                    <w:t>{fill_in_value}</w:t>
+                    <w:t>{other_security_certification}</w:t>
                   </w:r>
                 </w:p>
               </w:tc>
